--- a/paper/joss_paper.docx
+++ b/paper/joss_paper.docx
@@ -45,6 +45,1430 @@
     </w:p>
     <w:p>
       <w:pPr>
+        <w:pStyle w:val="ListeParagraf"/>
+        <w:numPr>
+          <w:ilvl w:val="0"/>
+          <w:numId w:val="1"/>
+        </w:numPr>
+        <w:rPr>
+          <w:rFonts w:asciiTheme="majorHAnsi" w:hAnsiTheme="majorHAnsi"/>
+          <w:lang w:val="tr-TR"/>
+        </w:rPr>
+      </w:pPr>
+      <w:r>
+        <w:rPr>
+          <w:rFonts w:asciiTheme="majorHAnsi" w:hAnsiTheme="majorHAnsi"/>
+          <w:lang w:val="tr-TR"/>
+        </w:rPr>
+        <w:t xml:space="preserve">Optik çok katmanlı ince filmler, </w:t>
+      </w:r>
+      <w:proofErr w:type="spellStart"/>
+      <w:r>
+        <w:rPr>
+          <w:rFonts w:asciiTheme="majorHAnsi" w:hAnsiTheme="majorHAnsi"/>
+        </w:rPr>
+        <w:t>fotonik</w:t>
+      </w:r>
+      <w:proofErr w:type="spellEnd"/>
+      <w:r>
+        <w:rPr>
+          <w:rFonts w:asciiTheme="majorHAnsi" w:hAnsiTheme="majorHAnsi"/>
+        </w:rPr>
+        <w:t xml:space="preserve"> </w:t>
+      </w:r>
+      <w:proofErr w:type="spellStart"/>
+      <w:r>
+        <w:rPr>
+          <w:rFonts w:asciiTheme="majorHAnsi" w:hAnsiTheme="majorHAnsi"/>
+        </w:rPr>
+        <w:t>sistemlerin</w:t>
+      </w:r>
+      <w:proofErr w:type="spellEnd"/>
+      <w:r>
+        <w:rPr>
+          <w:rFonts w:asciiTheme="majorHAnsi" w:hAnsiTheme="majorHAnsi"/>
+        </w:rPr>
+        <w:t xml:space="preserve"> </w:t>
+      </w:r>
+      <w:proofErr w:type="spellStart"/>
+      <w:r>
+        <w:rPr>
+          <w:rFonts w:asciiTheme="majorHAnsi" w:hAnsiTheme="majorHAnsi"/>
+        </w:rPr>
+        <w:t>tasarımında</w:t>
+      </w:r>
+      <w:proofErr w:type="spellEnd"/>
+      <w:r>
+        <w:rPr>
+          <w:rFonts w:asciiTheme="majorHAnsi" w:hAnsiTheme="majorHAnsi"/>
+        </w:rPr>
+        <w:t xml:space="preserve"> </w:t>
+      </w:r>
+      <w:proofErr w:type="spellStart"/>
+      <w:r>
+        <w:rPr>
+          <w:rFonts w:asciiTheme="majorHAnsi" w:hAnsiTheme="majorHAnsi"/>
+        </w:rPr>
+        <w:t>yansıma</w:t>
+      </w:r>
+      <w:proofErr w:type="spellEnd"/>
+      <w:r>
+        <w:rPr>
+          <w:rFonts w:asciiTheme="majorHAnsi" w:hAnsiTheme="majorHAnsi"/>
+        </w:rPr>
+        <w:t xml:space="preserve"> </w:t>
+      </w:r>
+      <w:proofErr w:type="spellStart"/>
+      <w:proofErr w:type="gramStart"/>
+      <w:r>
+        <w:rPr>
+          <w:rFonts w:asciiTheme="majorHAnsi" w:hAnsiTheme="majorHAnsi"/>
+        </w:rPr>
+        <w:t>düzeyi</w:t>
+      </w:r>
+      <w:proofErr w:type="spellEnd"/>
+      <w:r>
+        <w:rPr>
+          <w:rFonts w:asciiTheme="majorHAnsi" w:hAnsiTheme="majorHAnsi"/>
+        </w:rPr>
+        <w:t xml:space="preserve">, </w:t>
+      </w:r>
+      <w:r>
+        <w:rPr>
+          <w:rFonts w:asciiTheme="majorHAnsi" w:hAnsiTheme="majorHAnsi"/>
+        </w:rPr>
+        <w:t xml:space="preserve"> </w:t>
+      </w:r>
+      <w:proofErr w:type="spellStart"/>
+      <w:r>
+        <w:rPr>
+          <w:rFonts w:asciiTheme="majorHAnsi" w:hAnsiTheme="majorHAnsi"/>
+        </w:rPr>
+        <w:t>geçirgenlik</w:t>
+      </w:r>
+      <w:proofErr w:type="spellEnd"/>
+      <w:proofErr w:type="gramEnd"/>
+      <w:r>
+        <w:rPr>
+          <w:rFonts w:asciiTheme="majorHAnsi" w:hAnsiTheme="majorHAnsi"/>
+        </w:rPr>
+        <w:t xml:space="preserve"> </w:t>
+      </w:r>
+      <w:proofErr w:type="spellStart"/>
+      <w:r>
+        <w:rPr>
+          <w:rFonts w:asciiTheme="majorHAnsi" w:hAnsiTheme="majorHAnsi"/>
+        </w:rPr>
+        <w:t>düzeyi</w:t>
+      </w:r>
+      <w:proofErr w:type="spellEnd"/>
+      <w:r>
+        <w:rPr>
+          <w:rFonts w:asciiTheme="majorHAnsi" w:hAnsiTheme="majorHAnsi"/>
+        </w:rPr>
+        <w:t xml:space="preserve"> </w:t>
+      </w:r>
+      <w:proofErr w:type="spellStart"/>
+      <w:r>
+        <w:rPr>
+          <w:rFonts w:asciiTheme="majorHAnsi" w:hAnsiTheme="majorHAnsi"/>
+        </w:rPr>
+        <w:t>ve</w:t>
+      </w:r>
+      <w:proofErr w:type="spellEnd"/>
+      <w:r>
+        <w:rPr>
+          <w:rFonts w:asciiTheme="majorHAnsi" w:hAnsiTheme="majorHAnsi"/>
+        </w:rPr>
+        <w:t xml:space="preserve"> </w:t>
+      </w:r>
+      <w:proofErr w:type="spellStart"/>
+      <w:r>
+        <w:rPr>
+          <w:rFonts w:asciiTheme="majorHAnsi" w:hAnsiTheme="majorHAnsi"/>
+        </w:rPr>
+        <w:t>faz</w:t>
+      </w:r>
+      <w:proofErr w:type="spellEnd"/>
+      <w:r>
+        <w:rPr>
+          <w:rFonts w:asciiTheme="majorHAnsi" w:hAnsiTheme="majorHAnsi"/>
+        </w:rPr>
+        <w:t xml:space="preserve"> </w:t>
+      </w:r>
+      <w:proofErr w:type="spellStart"/>
+      <w:r>
+        <w:rPr>
+          <w:rFonts w:asciiTheme="majorHAnsi" w:hAnsiTheme="majorHAnsi"/>
+        </w:rPr>
+        <w:t>gecikmesi</w:t>
+      </w:r>
+      <w:proofErr w:type="spellEnd"/>
+      <w:r>
+        <w:rPr>
+          <w:rFonts w:asciiTheme="majorHAnsi" w:hAnsiTheme="majorHAnsi"/>
+        </w:rPr>
+        <w:t xml:space="preserve"> </w:t>
+      </w:r>
+      <w:proofErr w:type="spellStart"/>
+      <w:r>
+        <w:rPr>
+          <w:rFonts w:asciiTheme="majorHAnsi" w:hAnsiTheme="majorHAnsi"/>
+        </w:rPr>
+        <w:t>gibi</w:t>
+      </w:r>
+      <w:proofErr w:type="spellEnd"/>
+      <w:r>
+        <w:rPr>
+          <w:rFonts w:asciiTheme="majorHAnsi" w:hAnsiTheme="majorHAnsi"/>
+        </w:rPr>
+        <w:t xml:space="preserve"> </w:t>
+      </w:r>
+      <w:proofErr w:type="spellStart"/>
+      <w:r>
+        <w:rPr>
+          <w:rFonts w:asciiTheme="majorHAnsi" w:hAnsiTheme="majorHAnsi"/>
+        </w:rPr>
+        <w:t>optik</w:t>
+      </w:r>
+      <w:proofErr w:type="spellEnd"/>
+      <w:r>
+        <w:rPr>
+          <w:rFonts w:asciiTheme="majorHAnsi" w:hAnsiTheme="majorHAnsi"/>
+        </w:rPr>
+        <w:t xml:space="preserve"> </w:t>
+      </w:r>
+      <w:proofErr w:type="spellStart"/>
+      <w:r>
+        <w:rPr>
+          <w:rFonts w:asciiTheme="majorHAnsi" w:hAnsiTheme="majorHAnsi"/>
+        </w:rPr>
+        <w:t>parametrelerin</w:t>
+      </w:r>
+      <w:proofErr w:type="spellEnd"/>
+      <w:r>
+        <w:rPr>
+          <w:rFonts w:asciiTheme="majorHAnsi" w:hAnsiTheme="majorHAnsi"/>
+        </w:rPr>
+        <w:t xml:space="preserve"> </w:t>
+      </w:r>
+      <w:proofErr w:type="spellStart"/>
+      <w:r>
+        <w:rPr>
+          <w:rFonts w:asciiTheme="majorHAnsi" w:hAnsiTheme="majorHAnsi"/>
+        </w:rPr>
+        <w:t>istenilen</w:t>
+      </w:r>
+      <w:proofErr w:type="spellEnd"/>
+      <w:r>
+        <w:rPr>
+          <w:rFonts w:asciiTheme="majorHAnsi" w:hAnsiTheme="majorHAnsi"/>
+        </w:rPr>
+        <w:t xml:space="preserve"> </w:t>
+      </w:r>
+      <w:proofErr w:type="spellStart"/>
+      <w:r>
+        <w:rPr>
+          <w:rFonts w:asciiTheme="majorHAnsi" w:hAnsiTheme="majorHAnsi"/>
+        </w:rPr>
+        <w:t>şekilde</w:t>
+      </w:r>
+      <w:proofErr w:type="spellEnd"/>
+      <w:r>
+        <w:rPr>
+          <w:rFonts w:asciiTheme="majorHAnsi" w:hAnsiTheme="majorHAnsi"/>
+        </w:rPr>
+        <w:t xml:space="preserve"> </w:t>
+      </w:r>
+      <w:proofErr w:type="spellStart"/>
+      <w:r>
+        <w:rPr>
+          <w:rFonts w:asciiTheme="majorHAnsi" w:hAnsiTheme="majorHAnsi"/>
+        </w:rPr>
+        <w:t>kontrol</w:t>
+      </w:r>
+      <w:proofErr w:type="spellEnd"/>
+      <w:r>
+        <w:rPr>
+          <w:rFonts w:asciiTheme="majorHAnsi" w:hAnsiTheme="majorHAnsi"/>
+        </w:rPr>
+        <w:t xml:space="preserve"> </w:t>
+      </w:r>
+      <w:proofErr w:type="spellStart"/>
+      <w:r>
+        <w:rPr>
+          <w:rFonts w:asciiTheme="majorHAnsi" w:hAnsiTheme="majorHAnsi"/>
+        </w:rPr>
+        <w:t>edilebilmesine</w:t>
+      </w:r>
+      <w:proofErr w:type="spellEnd"/>
+      <w:r>
+        <w:rPr>
+          <w:rFonts w:asciiTheme="majorHAnsi" w:hAnsiTheme="majorHAnsi"/>
+        </w:rPr>
+        <w:t xml:space="preserve"> </w:t>
+      </w:r>
+      <w:proofErr w:type="spellStart"/>
+      <w:r>
+        <w:rPr>
+          <w:rFonts w:asciiTheme="majorHAnsi" w:hAnsiTheme="majorHAnsi"/>
+        </w:rPr>
+        <w:t>olanak</w:t>
+      </w:r>
+      <w:proofErr w:type="spellEnd"/>
+      <w:r>
+        <w:rPr>
+          <w:rFonts w:asciiTheme="majorHAnsi" w:hAnsiTheme="majorHAnsi"/>
+        </w:rPr>
+        <w:t xml:space="preserve"> </w:t>
+      </w:r>
+      <w:proofErr w:type="spellStart"/>
+      <w:r>
+        <w:rPr>
+          <w:rFonts w:asciiTheme="majorHAnsi" w:hAnsiTheme="majorHAnsi"/>
+        </w:rPr>
+        <w:t>tanıyan</w:t>
+      </w:r>
+      <w:proofErr w:type="spellEnd"/>
+      <w:r>
+        <w:rPr>
+          <w:rFonts w:asciiTheme="majorHAnsi" w:hAnsiTheme="majorHAnsi"/>
+        </w:rPr>
+        <w:t xml:space="preserve"> </w:t>
+      </w:r>
+      <w:r>
+        <w:rPr>
+          <w:rFonts w:asciiTheme="majorHAnsi" w:hAnsiTheme="majorHAnsi"/>
+          <w:lang w:val="tr-TR"/>
+        </w:rPr>
+        <w:t xml:space="preserve">temel bileşenlerdir. </w:t>
+      </w:r>
+    </w:p>
+    <w:p>
+      <w:pPr>
+        <w:pStyle w:val="ListeParagraf"/>
+        <w:numPr>
+          <w:ilvl w:val="0"/>
+          <w:numId w:val="1"/>
+        </w:numPr>
+        <w:rPr>
+          <w:rFonts w:asciiTheme="majorHAnsi" w:hAnsiTheme="majorHAnsi"/>
+          <w:lang w:val="tr-TR"/>
+        </w:rPr>
+      </w:pPr>
+      <w:r>
+        <w:rPr>
+          <w:rFonts w:asciiTheme="majorHAnsi" w:hAnsiTheme="majorHAnsi"/>
+          <w:lang w:val="tr-TR"/>
+        </w:rPr>
+        <w:t xml:space="preserve">Bu yapıların hızlı, kolay erişilebilir bir şekilde simüle edilebilmesi </w:t>
+      </w:r>
+      <w:r>
+        <w:rPr>
+          <w:rFonts w:asciiTheme="majorHAnsi" w:hAnsiTheme="majorHAnsi"/>
+          <w:lang w:val="tr-TR"/>
+        </w:rPr>
+        <w:t xml:space="preserve">dağıtılmış </w:t>
+      </w:r>
+      <w:proofErr w:type="spellStart"/>
+      <w:r>
+        <w:rPr>
+          <w:rFonts w:asciiTheme="majorHAnsi" w:hAnsiTheme="majorHAnsi"/>
+          <w:lang w:val="tr-TR"/>
+        </w:rPr>
+        <w:t>Bragg</w:t>
+      </w:r>
+      <w:proofErr w:type="spellEnd"/>
+      <w:r>
+        <w:rPr>
+          <w:rFonts w:asciiTheme="majorHAnsi" w:hAnsiTheme="majorHAnsi"/>
+          <w:lang w:val="tr-TR"/>
+        </w:rPr>
+        <w:t xml:space="preserve"> yansıtıcıları</w:t>
+      </w:r>
+      <w:r>
+        <w:rPr>
+          <w:rFonts w:asciiTheme="majorHAnsi" w:hAnsiTheme="majorHAnsi"/>
+          <w:lang w:val="tr-TR"/>
+        </w:rPr>
+        <w:t xml:space="preserve">, </w:t>
+      </w:r>
+      <w:r>
+        <w:rPr>
+          <w:rFonts w:asciiTheme="majorHAnsi" w:hAnsiTheme="majorHAnsi"/>
+          <w:lang w:val="tr-TR"/>
+        </w:rPr>
+        <w:t xml:space="preserve">anti-refleksiyon kaplamaları ve spektral filtreler </w:t>
+      </w:r>
+      <w:r>
+        <w:rPr>
+          <w:rFonts w:asciiTheme="majorHAnsi" w:hAnsiTheme="majorHAnsi"/>
+          <w:lang w:val="tr-TR"/>
+        </w:rPr>
+        <w:t xml:space="preserve">gibi </w:t>
+      </w:r>
+      <w:proofErr w:type="spellStart"/>
+      <w:r>
+        <w:rPr>
+          <w:rFonts w:asciiTheme="majorHAnsi" w:hAnsiTheme="majorHAnsi"/>
+          <w:lang w:val="tr-TR"/>
+        </w:rPr>
+        <w:t>complex</w:t>
+      </w:r>
+      <w:proofErr w:type="spellEnd"/>
+      <w:r>
+        <w:rPr>
+          <w:rFonts w:asciiTheme="majorHAnsi" w:hAnsiTheme="majorHAnsi"/>
+          <w:lang w:val="tr-TR"/>
+        </w:rPr>
+        <w:t xml:space="preserve"> kaplamaların tasarımı </w:t>
+      </w:r>
+      <w:r>
+        <w:rPr>
+          <w:rFonts w:asciiTheme="majorHAnsi" w:hAnsiTheme="majorHAnsi"/>
+          <w:lang w:val="tr-TR"/>
+        </w:rPr>
+        <w:t xml:space="preserve">ve </w:t>
+      </w:r>
+      <w:r>
+        <w:rPr>
+          <w:rFonts w:asciiTheme="majorHAnsi" w:hAnsiTheme="majorHAnsi"/>
+          <w:lang w:val="tr-TR"/>
+        </w:rPr>
+        <w:t>analizlerinin yapılması</w:t>
+      </w:r>
+      <w:r>
+        <w:rPr>
+          <w:rFonts w:asciiTheme="majorHAnsi" w:hAnsiTheme="majorHAnsi"/>
+          <w:lang w:val="tr-TR"/>
+        </w:rPr>
+        <w:t xml:space="preserve"> için kritik bir öneme sahiptir.</w:t>
+      </w:r>
+    </w:p>
+    <w:p>
+      <w:pPr>
+        <w:pStyle w:val="ListeParagraf"/>
+        <w:numPr>
+          <w:ilvl w:val="0"/>
+          <w:numId w:val="1"/>
+        </w:numPr>
+        <w:rPr>
+          <w:rFonts w:asciiTheme="majorHAnsi" w:hAnsiTheme="majorHAnsi"/>
+          <w:lang w:val="tr-TR"/>
+        </w:rPr>
+      </w:pPr>
+      <w:r>
+        <w:rPr>
+          <w:rFonts w:asciiTheme="majorHAnsi" w:hAnsiTheme="majorHAnsi"/>
+        </w:rPr>
+        <w:t>Although the traditional transfer matrix method is used for the design of these structures, it is not used effectively enough due to its scalar treatment of the wavelength and angle of the incident light, which leads to redundant recalculations and inefficiencies in large-scale simulation</w:t>
+      </w:r>
+      <w:r>
+        <w:rPr>
+          <w:rFonts w:asciiTheme="majorHAnsi" w:hAnsiTheme="majorHAnsi"/>
+        </w:rPr>
+        <w:t>s</w:t>
+      </w:r>
+      <w:r>
+        <w:rPr>
+          <w:rFonts w:asciiTheme="majorHAnsi" w:hAnsiTheme="majorHAnsi"/>
+        </w:rPr>
+        <w:t>. Furthermore, the traditional method implementations do not support automatic differentiation, limiting its applicability in gradient-based inverse design approaches.</w:t>
+      </w:r>
+      <w:r>
+        <w:rPr>
+          <w:rFonts w:asciiTheme="majorHAnsi" w:hAnsiTheme="majorHAnsi"/>
+        </w:rPr>
+        <w:br/>
+      </w:r>
+    </w:p>
+    <w:p>
+      <w:pPr>
+        <w:pStyle w:val="ListeParagraf"/>
+        <w:numPr>
+          <w:ilvl w:val="0"/>
+          <w:numId w:val="1"/>
+        </w:numPr>
+        <w:rPr>
+          <w:rFonts w:asciiTheme="majorHAnsi" w:hAnsiTheme="majorHAnsi"/>
+          <w:lang w:val="tr-TR"/>
+        </w:rPr>
+      </w:pPr>
+      <w:r>
+        <w:rPr>
+          <w:rFonts w:asciiTheme="majorHAnsi" w:hAnsiTheme="majorHAnsi"/>
+          <w:lang w:val="tr-TR"/>
+        </w:rPr>
+        <w:t xml:space="preserve">Bu çalışmada, </w:t>
+      </w:r>
+      <w:r>
+        <w:rPr>
+          <w:rFonts w:asciiTheme="majorHAnsi" w:hAnsiTheme="majorHAnsi"/>
+          <w:lang w:val="tr-TR"/>
+        </w:rPr>
+        <w:t>yüksek performanslı makine öğrenmesi kütüphanesi JAX</w:t>
+      </w:r>
+      <w:r>
+        <w:rPr>
+          <w:rFonts w:asciiTheme="majorHAnsi" w:hAnsiTheme="majorHAnsi"/>
+          <w:lang w:val="tr-TR"/>
+        </w:rPr>
+        <w:t xml:space="preserve"> kullanılarak tamamen </w:t>
+      </w:r>
+      <w:proofErr w:type="spellStart"/>
+      <w:r>
+        <w:rPr>
+          <w:rFonts w:asciiTheme="majorHAnsi" w:hAnsiTheme="majorHAnsi"/>
+          <w:lang w:val="tr-TR"/>
+        </w:rPr>
+        <w:t>vektörleştiril</w:t>
+      </w:r>
+      <w:r>
+        <w:rPr>
+          <w:rFonts w:asciiTheme="majorHAnsi" w:hAnsiTheme="majorHAnsi"/>
+          <w:lang w:val="tr-TR"/>
+        </w:rPr>
+        <w:t>erek</w:t>
+      </w:r>
+      <w:proofErr w:type="spellEnd"/>
+      <w:r>
+        <w:rPr>
+          <w:rFonts w:asciiTheme="majorHAnsi" w:hAnsiTheme="majorHAnsi"/>
+          <w:lang w:val="tr-TR"/>
+        </w:rPr>
+        <w:t xml:space="preserve"> hızlandırılmış</w:t>
+      </w:r>
+      <w:r>
+        <w:rPr>
+          <w:rFonts w:asciiTheme="majorHAnsi" w:hAnsiTheme="majorHAnsi"/>
+          <w:lang w:val="tr-TR"/>
+        </w:rPr>
+        <w:t xml:space="preserve">, </w:t>
+      </w:r>
+      <w:proofErr w:type="spellStart"/>
+      <w:r>
+        <w:rPr>
+          <w:rFonts w:asciiTheme="majorHAnsi" w:hAnsiTheme="majorHAnsi"/>
+          <w:lang w:val="tr-TR"/>
+        </w:rPr>
+        <w:t>automatic</w:t>
+      </w:r>
+      <w:proofErr w:type="spellEnd"/>
+      <w:r>
+        <w:rPr>
+          <w:rFonts w:asciiTheme="majorHAnsi" w:hAnsiTheme="majorHAnsi"/>
+          <w:lang w:val="tr-TR"/>
+        </w:rPr>
+        <w:t xml:space="preserve"> </w:t>
+      </w:r>
+      <w:proofErr w:type="spellStart"/>
+      <w:r>
+        <w:rPr>
+          <w:rFonts w:asciiTheme="majorHAnsi" w:hAnsiTheme="majorHAnsi"/>
+          <w:lang w:val="tr-TR"/>
+        </w:rPr>
+        <w:t>differentiation</w:t>
+      </w:r>
+      <w:proofErr w:type="spellEnd"/>
+      <w:r>
+        <w:rPr>
+          <w:rFonts w:asciiTheme="majorHAnsi" w:hAnsiTheme="majorHAnsi"/>
+          <w:lang w:val="tr-TR"/>
+        </w:rPr>
+        <w:t xml:space="preserve"> </w:t>
+      </w:r>
+      <w:proofErr w:type="spellStart"/>
+      <w:r>
+        <w:rPr>
+          <w:rFonts w:asciiTheme="majorHAnsi" w:hAnsiTheme="majorHAnsi"/>
+          <w:lang w:val="tr-TR"/>
+        </w:rPr>
+        <w:t>enabled</w:t>
+      </w:r>
+      <w:proofErr w:type="spellEnd"/>
+      <w:r>
+        <w:rPr>
+          <w:rFonts w:asciiTheme="majorHAnsi" w:hAnsiTheme="majorHAnsi"/>
+          <w:lang w:val="tr-TR"/>
+        </w:rPr>
+        <w:t xml:space="preserve"> bir transfer </w:t>
+      </w:r>
+      <w:proofErr w:type="spellStart"/>
+      <w:r>
+        <w:rPr>
+          <w:rFonts w:asciiTheme="majorHAnsi" w:hAnsiTheme="majorHAnsi"/>
+          <w:lang w:val="tr-TR"/>
+        </w:rPr>
+        <w:t>matrix</w:t>
+      </w:r>
+      <w:proofErr w:type="spellEnd"/>
+      <w:r>
+        <w:rPr>
+          <w:rFonts w:asciiTheme="majorHAnsi" w:hAnsiTheme="majorHAnsi"/>
+          <w:lang w:val="tr-TR"/>
+        </w:rPr>
+        <w:t xml:space="preserve"> </w:t>
+      </w:r>
+      <w:proofErr w:type="spellStart"/>
+      <w:r>
+        <w:rPr>
+          <w:rFonts w:asciiTheme="majorHAnsi" w:hAnsiTheme="majorHAnsi"/>
+          <w:lang w:val="tr-TR"/>
+        </w:rPr>
+        <w:t>method</w:t>
+      </w:r>
+      <w:proofErr w:type="spellEnd"/>
+      <w:r>
+        <w:rPr>
+          <w:rFonts w:asciiTheme="majorHAnsi" w:hAnsiTheme="majorHAnsi"/>
+          <w:lang w:val="tr-TR"/>
+        </w:rPr>
+        <w:t xml:space="preserve"> </w:t>
+      </w:r>
+      <w:proofErr w:type="spellStart"/>
+      <w:r>
+        <w:rPr>
+          <w:rFonts w:asciiTheme="majorHAnsi" w:hAnsiTheme="majorHAnsi"/>
+          <w:lang w:val="tr-TR"/>
+        </w:rPr>
+        <w:t>implenetasyonu</w:t>
+      </w:r>
+      <w:r>
+        <w:rPr>
+          <w:rFonts w:asciiTheme="majorHAnsi" w:hAnsiTheme="majorHAnsi"/>
+          <w:lang w:val="tr-TR"/>
+        </w:rPr>
+        <w:t>nu</w:t>
+      </w:r>
+      <w:proofErr w:type="spellEnd"/>
+      <w:r>
+        <w:rPr>
+          <w:rFonts w:asciiTheme="majorHAnsi" w:hAnsiTheme="majorHAnsi"/>
+          <w:lang w:val="tr-TR"/>
+        </w:rPr>
+        <w:t xml:space="preserve"> ve </w:t>
+      </w:r>
+      <w:proofErr w:type="spellStart"/>
+      <w:r>
+        <w:rPr>
+          <w:rFonts w:asciiTheme="majorHAnsi" w:hAnsiTheme="majorHAnsi"/>
+          <w:lang w:val="tr-TR"/>
+        </w:rPr>
+        <w:t>multilayer</w:t>
+      </w:r>
+      <w:proofErr w:type="spellEnd"/>
+      <w:r>
+        <w:rPr>
+          <w:rFonts w:asciiTheme="majorHAnsi" w:hAnsiTheme="majorHAnsi"/>
+          <w:lang w:val="tr-TR"/>
+        </w:rPr>
+        <w:t xml:space="preserve"> </w:t>
+      </w:r>
+      <w:proofErr w:type="spellStart"/>
+      <w:r>
+        <w:rPr>
+          <w:rFonts w:asciiTheme="majorHAnsi" w:hAnsiTheme="majorHAnsi"/>
+          <w:lang w:val="tr-TR"/>
+        </w:rPr>
+        <w:t>optical</w:t>
+      </w:r>
+      <w:proofErr w:type="spellEnd"/>
+      <w:r>
+        <w:rPr>
+          <w:rFonts w:asciiTheme="majorHAnsi" w:hAnsiTheme="majorHAnsi"/>
+          <w:lang w:val="tr-TR"/>
+        </w:rPr>
+        <w:t xml:space="preserve"> </w:t>
+      </w:r>
+      <w:proofErr w:type="spellStart"/>
+      <w:r>
+        <w:rPr>
+          <w:rFonts w:asciiTheme="majorHAnsi" w:hAnsiTheme="majorHAnsi"/>
+          <w:lang w:val="tr-TR"/>
+        </w:rPr>
+        <w:t>thin</w:t>
+      </w:r>
+      <w:proofErr w:type="spellEnd"/>
+      <w:r>
+        <w:rPr>
+          <w:rFonts w:asciiTheme="majorHAnsi" w:hAnsiTheme="majorHAnsi"/>
+          <w:lang w:val="tr-TR"/>
+        </w:rPr>
+        <w:t xml:space="preserve"> film </w:t>
+      </w:r>
+      <w:proofErr w:type="spellStart"/>
+      <w:r>
+        <w:rPr>
+          <w:rFonts w:asciiTheme="majorHAnsi" w:hAnsiTheme="majorHAnsi"/>
+          <w:lang w:val="tr-TR"/>
+        </w:rPr>
+        <w:t>analysis</w:t>
+      </w:r>
+      <w:proofErr w:type="spellEnd"/>
+      <w:r>
+        <w:rPr>
+          <w:rFonts w:asciiTheme="majorHAnsi" w:hAnsiTheme="majorHAnsi"/>
+          <w:lang w:val="tr-TR"/>
+        </w:rPr>
+        <w:t xml:space="preserve"> </w:t>
+      </w:r>
+      <w:proofErr w:type="spellStart"/>
+      <w:r>
+        <w:rPr>
+          <w:rFonts w:asciiTheme="majorHAnsi" w:hAnsiTheme="majorHAnsi"/>
+          <w:lang w:val="tr-TR"/>
+        </w:rPr>
+        <w:t>tool’ları</w:t>
+      </w:r>
+      <w:proofErr w:type="spellEnd"/>
+      <w:r>
+        <w:rPr>
+          <w:rFonts w:asciiTheme="majorHAnsi" w:hAnsiTheme="majorHAnsi"/>
+          <w:lang w:val="tr-TR"/>
+        </w:rPr>
+        <w:t xml:space="preserve"> içeren</w:t>
+      </w:r>
+      <w:r>
+        <w:rPr>
+          <w:rFonts w:asciiTheme="majorHAnsi" w:hAnsiTheme="majorHAnsi"/>
+          <w:lang w:val="tr-TR"/>
+        </w:rPr>
+        <w:t>,</w:t>
+      </w:r>
+      <w:r>
+        <w:rPr>
+          <w:rFonts w:asciiTheme="majorHAnsi" w:hAnsiTheme="majorHAnsi"/>
+          <w:lang w:val="tr-TR"/>
+        </w:rPr>
+        <w:t xml:space="preserve"> </w:t>
+      </w:r>
+      <w:r>
+        <w:rPr>
+          <w:rFonts w:asciiTheme="majorHAnsi" w:hAnsiTheme="majorHAnsi"/>
+          <w:lang w:val="tr-TR"/>
+        </w:rPr>
+        <w:t xml:space="preserve">herkese açık </w:t>
+      </w:r>
+      <w:proofErr w:type="spellStart"/>
+      <w:r>
+        <w:rPr>
+          <w:rFonts w:asciiTheme="majorHAnsi" w:hAnsiTheme="majorHAnsi"/>
+          <w:lang w:val="tr-TR"/>
+        </w:rPr>
+        <w:t>material</w:t>
+      </w:r>
+      <w:proofErr w:type="spellEnd"/>
+      <w:r>
+        <w:rPr>
+          <w:rFonts w:asciiTheme="majorHAnsi" w:hAnsiTheme="majorHAnsi"/>
+          <w:lang w:val="tr-TR"/>
+        </w:rPr>
+        <w:t xml:space="preserve"> </w:t>
+      </w:r>
+      <w:proofErr w:type="spellStart"/>
+      <w:r>
+        <w:rPr>
+          <w:rFonts w:asciiTheme="majorHAnsi" w:hAnsiTheme="majorHAnsi"/>
+          <w:lang w:val="tr-TR"/>
+        </w:rPr>
+        <w:t>database’i</w:t>
+      </w:r>
+      <w:proofErr w:type="spellEnd"/>
+      <w:r>
+        <w:rPr>
+          <w:rFonts w:asciiTheme="majorHAnsi" w:hAnsiTheme="majorHAnsi"/>
+          <w:lang w:val="tr-TR"/>
+        </w:rPr>
+        <w:t xml:space="preserve"> bulunan</w:t>
+      </w:r>
+      <w:r>
+        <w:rPr>
+          <w:rFonts w:asciiTheme="majorHAnsi" w:hAnsiTheme="majorHAnsi"/>
+          <w:lang w:val="tr-TR"/>
+        </w:rPr>
+        <w:t xml:space="preserve"> ve CPU, GPU ve TPU </w:t>
+      </w:r>
+      <w:proofErr w:type="spellStart"/>
+      <w:r>
+        <w:rPr>
+          <w:rFonts w:asciiTheme="majorHAnsi" w:hAnsiTheme="majorHAnsi"/>
+          <w:lang w:val="tr-TR"/>
+        </w:rPr>
+        <w:t>hardware’lerini</w:t>
+      </w:r>
+      <w:proofErr w:type="spellEnd"/>
+      <w:r>
+        <w:rPr>
+          <w:rFonts w:asciiTheme="majorHAnsi" w:hAnsiTheme="majorHAnsi"/>
+          <w:lang w:val="tr-TR"/>
+        </w:rPr>
+        <w:t xml:space="preserve"> destekleyen</w:t>
+      </w:r>
+      <w:r>
+        <w:rPr>
+          <w:rFonts w:asciiTheme="majorHAnsi" w:hAnsiTheme="majorHAnsi"/>
+          <w:lang w:val="tr-TR"/>
+        </w:rPr>
+        <w:t xml:space="preserve"> bir Python kütüphanesi olan </w:t>
+      </w:r>
+      <w:proofErr w:type="spellStart"/>
+      <w:r>
+        <w:rPr>
+          <w:rFonts w:asciiTheme="majorHAnsi" w:hAnsiTheme="majorHAnsi"/>
+          <w:lang w:val="tr-TR"/>
+        </w:rPr>
+        <w:t>tmmax’ı</w:t>
+      </w:r>
+      <w:proofErr w:type="spellEnd"/>
+      <w:r>
+        <w:rPr>
+          <w:rFonts w:asciiTheme="majorHAnsi" w:hAnsiTheme="majorHAnsi"/>
+          <w:lang w:val="tr-TR"/>
+        </w:rPr>
+        <w:t xml:space="preserve"> sunuyoruz.</w:t>
+      </w:r>
+    </w:p>
+    <w:p>
+      <w:pPr>
+        <w:pStyle w:val="ListeParagraf"/>
+        <w:rPr>
+          <w:rFonts w:asciiTheme="majorHAnsi" w:hAnsiTheme="majorHAnsi"/>
+          <w:lang w:val="tr-TR"/>
+        </w:rPr>
+      </w:pPr>
+    </w:p>
+    <w:p>
+      <w:pPr>
+        <w:pStyle w:val="ListeParagraf"/>
+        <w:numPr>
+          <w:ilvl w:val="0"/>
+          <w:numId w:val="1"/>
+        </w:numPr>
+        <w:rPr>
+          <w:rFonts w:asciiTheme="majorHAnsi" w:hAnsiTheme="majorHAnsi"/>
+          <w:lang w:val="tr-TR"/>
+        </w:rPr>
+      </w:pPr>
+      <w:r>
+        <w:rPr>
+          <w:rFonts w:asciiTheme="majorHAnsi" w:hAnsiTheme="majorHAnsi"/>
+          <w:lang w:val="tr-TR"/>
+        </w:rPr>
+        <w:t xml:space="preserve">Yaklaşımımız, fiziksel parametreler için gradyan hesaplamasını destekleyerek optimizasyon algoritmalarıyla doğrudan entegrasyonu kolaylaştırmaktadır. </w:t>
+      </w:r>
+    </w:p>
+    <w:p>
+      <w:pPr>
+        <w:pStyle w:val="ListeParagraf"/>
+        <w:numPr>
+          <w:ilvl w:val="0"/>
+          <w:numId w:val="1"/>
+        </w:numPr>
+        <w:rPr>
+          <w:rFonts w:asciiTheme="majorHAnsi" w:hAnsiTheme="majorHAnsi"/>
+          <w:lang w:val="tr-TR"/>
+        </w:rPr>
+      </w:pPr>
+      <w:r>
+        <w:rPr>
+          <w:rFonts w:asciiTheme="majorHAnsi" w:hAnsiTheme="majorHAnsi"/>
+          <w:lang w:val="tr-TR"/>
+        </w:rPr>
+        <w:t xml:space="preserve">Yöntemin performansını ve doğruluğunu standart çok katmanlı yapılar üzerinde gösteriyor ve otomatik optik tasarım iş akışlarındaki potansiyelini ortaya koyuyoruz. </w:t>
+      </w:r>
+    </w:p>
+    <w:p>
+      <w:pPr>
+        <w:pStyle w:val="ListeParagraf"/>
+        <w:numPr>
+          <w:ilvl w:val="0"/>
+          <w:numId w:val="1"/>
+        </w:numPr>
+        <w:rPr>
+          <w:rFonts w:asciiTheme="majorHAnsi" w:hAnsiTheme="majorHAnsi"/>
+          <w:lang w:val="tr-TR"/>
+        </w:rPr>
+      </w:pPr>
+      <w:r>
+        <w:rPr>
+          <w:rFonts w:asciiTheme="majorHAnsi" w:hAnsiTheme="majorHAnsi"/>
+          <w:lang w:val="tr-TR"/>
+        </w:rPr>
+        <w:t>Yaklaşımımız,</w:t>
+      </w:r>
+      <w:r>
+        <w:rPr>
+          <w:rFonts w:asciiTheme="majorHAnsi" w:hAnsiTheme="majorHAnsi"/>
+          <w:lang w:val="tr-TR"/>
+        </w:rPr>
+        <w:t xml:space="preserve"> yaptığımız </w:t>
+      </w:r>
+      <w:proofErr w:type="spellStart"/>
+      <w:r>
+        <w:rPr>
+          <w:rFonts w:asciiTheme="majorHAnsi" w:hAnsiTheme="majorHAnsi"/>
+          <w:lang w:val="tr-TR"/>
+        </w:rPr>
+        <w:t>benchmark’da</w:t>
+      </w:r>
+      <w:proofErr w:type="spellEnd"/>
+      <w:r>
+        <w:rPr>
+          <w:rFonts w:asciiTheme="majorHAnsi" w:hAnsiTheme="majorHAnsi"/>
+          <w:lang w:val="tr-TR"/>
+        </w:rPr>
+        <w:t xml:space="preserve"> yüzlerce </w:t>
+      </w:r>
+      <w:proofErr w:type="spellStart"/>
+      <w:r>
+        <w:rPr>
+          <w:rFonts w:asciiTheme="majorHAnsi" w:hAnsiTheme="majorHAnsi"/>
+          <w:lang w:val="tr-TR"/>
+        </w:rPr>
+        <w:t>layer’lı</w:t>
+      </w:r>
+      <w:proofErr w:type="spellEnd"/>
+      <w:r>
+        <w:rPr>
+          <w:rFonts w:asciiTheme="majorHAnsi" w:hAnsiTheme="majorHAnsi"/>
+          <w:lang w:val="tr-TR"/>
+        </w:rPr>
+        <w:t xml:space="preserve"> </w:t>
+      </w:r>
+      <w:proofErr w:type="spellStart"/>
+      <w:r>
+        <w:rPr>
+          <w:rFonts w:asciiTheme="majorHAnsi" w:hAnsiTheme="majorHAnsi"/>
+          <w:lang w:val="tr-TR"/>
+        </w:rPr>
+        <w:t>thin</w:t>
+      </w:r>
+      <w:proofErr w:type="spellEnd"/>
+      <w:r>
+        <w:rPr>
+          <w:rFonts w:asciiTheme="majorHAnsi" w:hAnsiTheme="majorHAnsi"/>
+          <w:lang w:val="tr-TR"/>
+        </w:rPr>
+        <w:t xml:space="preserve"> film </w:t>
+      </w:r>
+      <w:proofErr w:type="spellStart"/>
+      <w:r>
+        <w:rPr>
+          <w:rFonts w:asciiTheme="majorHAnsi" w:hAnsiTheme="majorHAnsi"/>
+          <w:lang w:val="tr-TR"/>
+        </w:rPr>
+        <w:t>stack’lerini</w:t>
+      </w:r>
+      <w:proofErr w:type="spellEnd"/>
+      <w:r>
+        <w:rPr>
+          <w:rFonts w:asciiTheme="majorHAnsi" w:hAnsiTheme="majorHAnsi"/>
+          <w:lang w:val="tr-TR"/>
+        </w:rPr>
+        <w:t xml:space="preserve"> birkaç saniye içerisinde </w:t>
+      </w:r>
+      <w:proofErr w:type="spellStart"/>
+      <w:r>
+        <w:rPr>
+          <w:rFonts w:asciiTheme="majorHAnsi" w:hAnsiTheme="majorHAnsi"/>
+          <w:lang w:val="tr-TR"/>
+        </w:rPr>
+        <w:t>modeley</w:t>
+      </w:r>
+      <w:r>
+        <w:rPr>
+          <w:rFonts w:asciiTheme="majorHAnsi" w:hAnsiTheme="majorHAnsi"/>
+          <w:lang w:val="tr-TR"/>
+        </w:rPr>
+        <w:t>e</w:t>
+      </w:r>
+      <w:r>
+        <w:rPr>
+          <w:rFonts w:asciiTheme="majorHAnsi" w:hAnsiTheme="majorHAnsi"/>
+          <w:lang w:val="tr-TR"/>
+        </w:rPr>
+        <w:t>bileceğimizi</w:t>
+      </w:r>
+      <w:proofErr w:type="spellEnd"/>
+      <w:r>
+        <w:rPr>
+          <w:rFonts w:asciiTheme="majorHAnsi" w:hAnsiTheme="majorHAnsi"/>
+          <w:lang w:val="tr-TR"/>
+        </w:rPr>
+        <w:t xml:space="preserve"> gösteriyor.</w:t>
+      </w:r>
+      <w:r>
+        <w:rPr>
+          <w:rFonts w:asciiTheme="majorHAnsi" w:hAnsiTheme="majorHAnsi"/>
+          <w:lang w:val="tr-TR"/>
+        </w:rPr>
+        <w:t xml:space="preserve"> </w:t>
+      </w:r>
+      <w:r>
+        <w:rPr>
+          <w:rFonts w:asciiTheme="majorHAnsi" w:hAnsiTheme="majorHAnsi"/>
+          <w:lang w:val="tr-TR"/>
+        </w:rPr>
+        <w:t xml:space="preserve">Bu da yöntemimizin </w:t>
+      </w:r>
+      <w:proofErr w:type="spellStart"/>
+      <w:r>
+        <w:rPr>
+          <w:rFonts w:asciiTheme="majorHAnsi" w:hAnsiTheme="majorHAnsi"/>
+          <w:lang w:val="tr-TR"/>
+        </w:rPr>
+        <w:t>traditional</w:t>
+      </w:r>
+      <w:proofErr w:type="spellEnd"/>
+      <w:r>
+        <w:rPr>
+          <w:rFonts w:asciiTheme="majorHAnsi" w:hAnsiTheme="majorHAnsi"/>
+          <w:lang w:val="tr-TR"/>
+        </w:rPr>
+        <w:t xml:space="preserve"> </w:t>
+      </w:r>
+      <w:proofErr w:type="spellStart"/>
+      <w:r>
+        <w:rPr>
+          <w:rFonts w:asciiTheme="majorHAnsi" w:hAnsiTheme="majorHAnsi"/>
+          <w:lang w:val="tr-TR"/>
+        </w:rPr>
+        <w:t>method’lardan</w:t>
+      </w:r>
+      <w:proofErr w:type="spellEnd"/>
+      <w:r>
+        <w:rPr>
+          <w:rFonts w:asciiTheme="majorHAnsi" w:hAnsiTheme="majorHAnsi"/>
+          <w:lang w:val="tr-TR"/>
+        </w:rPr>
+        <w:t xml:space="preserve"> yüzlerce kat daha hızlı simüle edebildiğini gösteriy</w:t>
+      </w:r>
+      <w:r>
+        <w:rPr>
+          <w:rFonts w:asciiTheme="majorHAnsi" w:hAnsiTheme="majorHAnsi"/>
+          <w:lang w:val="tr-TR"/>
+        </w:rPr>
+        <w:t xml:space="preserve">or. </w:t>
+      </w:r>
+      <w:r>
+        <w:rPr>
+          <w:rFonts w:asciiTheme="majorHAnsi" w:hAnsiTheme="majorHAnsi"/>
+          <w:lang w:val="tr-TR"/>
+        </w:rPr>
+        <w:t xml:space="preserve">Yöntemimizin </w:t>
+      </w:r>
+      <w:proofErr w:type="spellStart"/>
+      <w:r>
+        <w:rPr>
+          <w:rFonts w:asciiTheme="majorHAnsi" w:hAnsiTheme="majorHAnsi"/>
+          <w:lang w:val="tr-TR"/>
+        </w:rPr>
+        <w:t>large-scale</w:t>
+      </w:r>
+      <w:proofErr w:type="spellEnd"/>
+      <w:r>
+        <w:rPr>
+          <w:rFonts w:asciiTheme="majorHAnsi" w:hAnsiTheme="majorHAnsi"/>
+          <w:lang w:val="tr-TR"/>
+        </w:rPr>
+        <w:t xml:space="preserve"> </w:t>
+      </w:r>
+      <w:proofErr w:type="spellStart"/>
+      <w:r>
+        <w:rPr>
+          <w:rFonts w:asciiTheme="majorHAnsi" w:hAnsiTheme="majorHAnsi"/>
+          <w:lang w:val="tr-TR"/>
+        </w:rPr>
+        <w:t>and</w:t>
+      </w:r>
+      <w:proofErr w:type="spellEnd"/>
+      <w:r>
+        <w:rPr>
+          <w:rFonts w:asciiTheme="majorHAnsi" w:hAnsiTheme="majorHAnsi"/>
+          <w:lang w:val="tr-TR"/>
+        </w:rPr>
+        <w:t xml:space="preserve"> </w:t>
+      </w:r>
+      <w:proofErr w:type="spellStart"/>
+      <w:r>
+        <w:rPr>
+          <w:rFonts w:asciiTheme="majorHAnsi" w:hAnsiTheme="majorHAnsi"/>
+          <w:lang w:val="tr-TR"/>
+        </w:rPr>
+        <w:t>c</w:t>
+      </w:r>
+      <w:r>
+        <w:rPr>
+          <w:rFonts w:asciiTheme="majorHAnsi" w:hAnsiTheme="majorHAnsi"/>
+          <w:lang w:val="tr-TR"/>
+        </w:rPr>
+        <w:t>omplex</w:t>
+      </w:r>
+      <w:proofErr w:type="spellEnd"/>
+      <w:r>
+        <w:rPr>
+          <w:rFonts w:asciiTheme="majorHAnsi" w:hAnsiTheme="majorHAnsi"/>
+          <w:lang w:val="tr-TR"/>
+        </w:rPr>
+        <w:t xml:space="preserve"> </w:t>
+      </w:r>
+      <w:proofErr w:type="spellStart"/>
+      <w:r>
+        <w:rPr>
+          <w:rFonts w:asciiTheme="majorHAnsi" w:hAnsiTheme="majorHAnsi"/>
+          <w:lang w:val="tr-TR"/>
+        </w:rPr>
+        <w:t>multilayer</w:t>
+      </w:r>
+      <w:proofErr w:type="spellEnd"/>
+      <w:r>
+        <w:rPr>
+          <w:rFonts w:asciiTheme="majorHAnsi" w:hAnsiTheme="majorHAnsi"/>
+          <w:lang w:val="tr-TR"/>
+        </w:rPr>
+        <w:t xml:space="preserve"> </w:t>
+      </w:r>
+      <w:proofErr w:type="spellStart"/>
+      <w:r>
+        <w:rPr>
+          <w:rFonts w:asciiTheme="majorHAnsi" w:hAnsiTheme="majorHAnsi"/>
+          <w:lang w:val="tr-TR"/>
+        </w:rPr>
+        <w:t>thin</w:t>
+      </w:r>
+      <w:proofErr w:type="spellEnd"/>
+      <w:r>
+        <w:rPr>
+          <w:rFonts w:asciiTheme="majorHAnsi" w:hAnsiTheme="majorHAnsi"/>
+          <w:lang w:val="tr-TR"/>
+        </w:rPr>
+        <w:t xml:space="preserve"> film yapılarının hızlı ve ölçeklenebilir simülasyonlarını mümkün kılmaktadır. </w:t>
+      </w:r>
+      <w:r>
+        <w:rPr>
+          <w:rFonts w:asciiTheme="majorHAnsi" w:hAnsiTheme="majorHAnsi"/>
+          <w:lang w:val="tr-TR"/>
+        </w:rPr>
+        <w:t xml:space="preserve">Yapılacak olan bir </w:t>
+      </w:r>
+      <w:proofErr w:type="spellStart"/>
+      <w:r>
+        <w:rPr>
+          <w:rFonts w:asciiTheme="majorHAnsi" w:hAnsiTheme="majorHAnsi"/>
+          <w:lang w:val="tr-TR"/>
+        </w:rPr>
+        <w:t>optical</w:t>
+      </w:r>
+      <w:proofErr w:type="spellEnd"/>
+      <w:r>
+        <w:rPr>
+          <w:rFonts w:asciiTheme="majorHAnsi" w:hAnsiTheme="majorHAnsi"/>
+          <w:lang w:val="tr-TR"/>
+        </w:rPr>
+        <w:t xml:space="preserve"> </w:t>
+      </w:r>
+      <w:proofErr w:type="spellStart"/>
+      <w:r>
+        <w:rPr>
+          <w:rFonts w:asciiTheme="majorHAnsi" w:hAnsiTheme="majorHAnsi"/>
+          <w:lang w:val="tr-TR"/>
+        </w:rPr>
+        <w:t>multilayer</w:t>
+      </w:r>
+      <w:proofErr w:type="spellEnd"/>
+      <w:r>
+        <w:rPr>
+          <w:rFonts w:asciiTheme="majorHAnsi" w:hAnsiTheme="majorHAnsi"/>
+          <w:lang w:val="tr-TR"/>
+        </w:rPr>
+        <w:t xml:space="preserve"> </w:t>
+      </w:r>
+      <w:proofErr w:type="spellStart"/>
+      <w:r>
+        <w:rPr>
+          <w:rFonts w:asciiTheme="majorHAnsi" w:hAnsiTheme="majorHAnsi"/>
+          <w:lang w:val="tr-TR"/>
+        </w:rPr>
+        <w:t>thin</w:t>
+      </w:r>
+      <w:proofErr w:type="spellEnd"/>
+      <w:r>
+        <w:rPr>
+          <w:rFonts w:asciiTheme="majorHAnsi" w:hAnsiTheme="majorHAnsi"/>
+          <w:lang w:val="tr-TR"/>
+        </w:rPr>
+        <w:t xml:space="preserve"> film </w:t>
+      </w:r>
+      <w:proofErr w:type="spellStart"/>
+      <w:r>
+        <w:rPr>
+          <w:rFonts w:asciiTheme="majorHAnsi" w:hAnsiTheme="majorHAnsi"/>
+          <w:lang w:val="tr-TR"/>
+        </w:rPr>
+        <w:t>design’ına</w:t>
+      </w:r>
+      <w:proofErr w:type="spellEnd"/>
+      <w:r>
+        <w:rPr>
+          <w:rFonts w:asciiTheme="majorHAnsi" w:hAnsiTheme="majorHAnsi"/>
+          <w:lang w:val="tr-TR"/>
+        </w:rPr>
+        <w:t xml:space="preserve"> inanılmaz bir ivmelendirme </w:t>
+      </w:r>
+      <w:r>
+        <w:rPr>
+          <w:rFonts w:asciiTheme="majorHAnsi" w:hAnsiTheme="majorHAnsi"/>
+          <w:lang w:val="tr-TR"/>
+        </w:rPr>
+        <w:t>potansiyelini ortaya koyuyoruz</w:t>
+      </w:r>
+      <w:r>
+        <w:rPr>
+          <w:rFonts w:asciiTheme="majorHAnsi" w:hAnsiTheme="majorHAnsi"/>
+          <w:lang w:val="tr-TR"/>
+        </w:rPr>
+        <w:t>. Yani yöntemimiz</w:t>
+      </w:r>
+      <w:r>
+        <w:rPr>
+          <w:rFonts w:asciiTheme="majorHAnsi" w:hAnsiTheme="majorHAnsi"/>
+          <w:lang w:val="tr-TR"/>
+        </w:rPr>
+        <w:t xml:space="preserve"> fotonik ve optik mühendisliği araştırmalarına hız katmaktadır. </w:t>
+      </w:r>
+    </w:p>
+    <w:p>
+      <w:pPr>
+        <w:rPr>
+          <w:rFonts w:asciiTheme="majorHAnsi" w:hAnsiTheme="majorHAnsi"/>
+          <w:b/>
+          <w:bCs/>
+          <w:lang w:val="tr-TR"/>
+        </w:rPr>
+      </w:pPr>
+    </w:p>
+    <w:p>
+      <w:pPr>
+        <w:rPr>
+          <w:rFonts w:asciiTheme="majorHAnsi" w:hAnsiTheme="majorHAnsi"/>
+          <w:b/>
+          <w:bCs/>
+          <w:lang w:val="tr-TR"/>
+        </w:rPr>
+      </w:pPr>
+    </w:p>
+    <w:p>
+      <w:pPr>
+        <w:rPr>
+          <w:rFonts w:asciiTheme="majorHAnsi" w:hAnsiTheme="majorHAnsi"/>
+          <w:b/>
+          <w:bCs/>
+          <w:lang w:val="tr-TR"/>
+        </w:rPr>
+      </w:pPr>
+    </w:p>
+    <w:p>
+      <w:pPr>
+        <w:rPr>
+          <w:rFonts w:asciiTheme="majorHAnsi" w:hAnsiTheme="majorHAnsi"/>
+          <w:b/>
+          <w:bCs/>
+          <w:lang w:val="tr-TR"/>
+        </w:rPr>
+      </w:pPr>
+    </w:p>
+    <w:p>
+      <w:pPr>
+        <w:rPr>
+          <w:rFonts w:asciiTheme="majorHAnsi" w:hAnsiTheme="majorHAnsi"/>
+          <w:b/>
+          <w:bCs/>
+          <w:lang w:val="tr-TR"/>
+        </w:rPr>
+      </w:pPr>
+    </w:p>
+    <w:p>
+      <w:pPr>
+        <w:rPr>
+          <w:rFonts w:asciiTheme="majorHAnsi" w:hAnsiTheme="majorHAnsi"/>
+          <w:b/>
+          <w:bCs/>
+          <w:lang w:val="tr-TR"/>
+        </w:rPr>
+      </w:pPr>
+    </w:p>
+    <w:p>
+      <w:pPr>
+        <w:rPr>
+          <w:rFonts w:asciiTheme="majorHAnsi" w:hAnsiTheme="majorHAnsi"/>
+          <w:b/>
+          <w:bCs/>
+          <w:lang w:val="tr-TR"/>
+        </w:rPr>
+      </w:pPr>
+    </w:p>
+    <w:p>
+      <w:pPr>
+        <w:rPr>
+          <w:rFonts w:asciiTheme="majorHAnsi" w:hAnsiTheme="majorHAnsi"/>
+          <w:b/>
+          <w:bCs/>
+          <w:lang w:val="tr-TR"/>
+        </w:rPr>
+      </w:pPr>
+    </w:p>
+    <w:p>
+      <w:pPr>
+        <w:rPr>
+          <w:rFonts w:asciiTheme="majorHAnsi" w:hAnsiTheme="majorHAnsi"/>
+          <w:b/>
+          <w:bCs/>
+          <w:lang w:val="tr-TR"/>
+        </w:rPr>
+      </w:pPr>
+    </w:p>
+    <w:p>
+      <w:pPr>
+        <w:rPr>
+          <w:rFonts w:asciiTheme="majorHAnsi" w:hAnsiTheme="majorHAnsi"/>
+          <w:b/>
+          <w:bCs/>
+          <w:lang w:val="tr-TR"/>
+        </w:rPr>
+      </w:pPr>
+    </w:p>
+    <w:p>
+      <w:pPr>
+        <w:rPr>
+          <w:rFonts w:asciiTheme="majorHAnsi" w:hAnsiTheme="majorHAnsi"/>
+          <w:b/>
+          <w:bCs/>
+          <w:lang w:val="tr-TR"/>
+        </w:rPr>
+      </w:pPr>
+    </w:p>
+    <w:p>
+      <w:pPr>
+        <w:rPr>
+          <w:rFonts w:asciiTheme="majorHAnsi" w:hAnsiTheme="majorHAnsi"/>
+          <w:b/>
+          <w:bCs/>
+          <w:lang w:val="tr-TR"/>
+        </w:rPr>
+      </w:pPr>
+    </w:p>
+    <w:p>
+      <w:pPr>
+        <w:rPr>
+          <w:rFonts w:asciiTheme="majorHAnsi" w:hAnsiTheme="majorHAnsi"/>
+          <w:b/>
+          <w:bCs/>
+          <w:lang w:val="tr-TR"/>
+        </w:rPr>
+      </w:pPr>
+    </w:p>
+    <w:p>
+      <w:pPr>
+        <w:rPr>
+          <w:rFonts w:asciiTheme="majorHAnsi" w:hAnsiTheme="majorHAnsi"/>
+          <w:b/>
+          <w:bCs/>
+          <w:lang w:val="tr-TR"/>
+        </w:rPr>
+      </w:pPr>
+    </w:p>
+    <w:p>
+      <w:pPr>
+        <w:rPr>
+          <w:rFonts w:asciiTheme="majorHAnsi" w:hAnsiTheme="majorHAnsi"/>
+          <w:b/>
+          <w:bCs/>
+          <w:lang w:val="tr-TR"/>
+        </w:rPr>
+      </w:pPr>
+    </w:p>
+    <w:p>
+      <w:pPr>
+        <w:rPr>
+          <w:rFonts w:asciiTheme="majorHAnsi" w:hAnsiTheme="majorHAnsi"/>
+          <w:b/>
+          <w:bCs/>
+          <w:lang w:val="tr-TR"/>
+        </w:rPr>
+      </w:pPr>
+    </w:p>
+    <w:p>
+      <w:pPr>
+        <w:rPr>
+          <w:rFonts w:asciiTheme="majorHAnsi" w:hAnsiTheme="majorHAnsi"/>
+          <w:b/>
+          <w:bCs/>
+          <w:lang w:val="tr-TR"/>
+        </w:rPr>
+      </w:pPr>
+    </w:p>
+    <w:p>
+      <w:pPr>
+        <w:rPr>
+          <w:rFonts w:asciiTheme="majorHAnsi" w:hAnsiTheme="majorHAnsi"/>
+          <w:b/>
+          <w:bCs/>
+          <w:lang w:val="tr-TR"/>
+        </w:rPr>
+      </w:pPr>
+    </w:p>
+    <w:p>
+      <w:pPr>
+        <w:rPr>
+          <w:rFonts w:asciiTheme="majorHAnsi" w:hAnsiTheme="majorHAnsi"/>
+          <w:b/>
+          <w:bCs/>
+          <w:lang w:val="tr-TR"/>
+        </w:rPr>
+      </w:pPr>
+    </w:p>
+    <w:p>
+      <w:pPr>
+        <w:rPr>
+          <w:rFonts w:asciiTheme="majorHAnsi" w:hAnsiTheme="majorHAnsi"/>
+          <w:b/>
+          <w:bCs/>
+          <w:lang w:val="tr-TR"/>
+        </w:rPr>
+      </w:pPr>
+    </w:p>
+    <w:p>
+      <w:pPr>
+        <w:rPr>
+          <w:rFonts w:asciiTheme="majorHAnsi" w:hAnsiTheme="majorHAnsi"/>
+          <w:b/>
+          <w:bCs/>
+          <w:lang w:val="tr-TR"/>
+        </w:rPr>
+      </w:pPr>
+    </w:p>
+    <w:p>
+      <w:pPr>
+        <w:rPr>
+          <w:rFonts w:asciiTheme="majorHAnsi" w:hAnsiTheme="majorHAnsi"/>
+          <w:b/>
+          <w:bCs/>
+          <w:lang w:val="tr-TR"/>
+        </w:rPr>
+      </w:pPr>
+    </w:p>
+    <w:p>
+      <w:pPr>
+        <w:rPr>
+          <w:rFonts w:asciiTheme="majorHAnsi" w:hAnsiTheme="majorHAnsi"/>
+          <w:b/>
+          <w:bCs/>
+          <w:lang w:val="tr-TR"/>
+        </w:rPr>
+      </w:pPr>
+    </w:p>
+    <w:p>
+      <w:pPr>
         <w:rPr>
           <w:rFonts w:asciiTheme="majorHAnsi" w:hAnsiTheme="majorHAnsi"/>
           <w:b/>
@@ -112,6 +1536,7 @@
           <w:noProof/>
           <w:lang w:val="tr-TR"/>
         </w:rPr>
+        <w:lastRenderedPageBreak/>
         <w:drawing>
           <wp:inline distT="0" distB="0" distL="0" distR="0" wp14:anchorId="10CD38EC" wp14:editId="1F79A399">
             <wp:extent cx="3059046" cy="5619165"/>
@@ -130,7 +1555,7 @@
                     </pic:cNvPicPr>
                   </pic:nvPicPr>
                   <pic:blipFill>
-                    <a:blip r:embed="rId4">
+                    <a:blip r:embed="rId5">
                       <a:extLst>
                         <a:ext uri="{28A0092B-C50C-407E-A947-70E740481C1C}">
                           <a14:useLocalDpi xmlns:a14="http://schemas.microsoft.com/office/drawing/2010/main" val="0"/>
@@ -241,7 +1666,6 @@
           <w:noProof/>
           <w:lang w:val="tr-TR"/>
         </w:rPr>
-        <w:lastRenderedPageBreak/>
         <w:drawing>
           <wp:inline distT="0" distB="0" distL="0" distR="0" wp14:anchorId="5E4C9297" wp14:editId="1D07E3F9">
             <wp:extent cx="5969635" cy="3140075"/>
@@ -260,7 +1684,7 @@
                     </pic:cNvPicPr>
                   </pic:nvPicPr>
                   <pic:blipFill>
-                    <a:blip r:embed="rId5" cstate="print">
+                    <a:blip r:embed="rId6" cstate="print">
                       <a:extLst>
                         <a:ext uri="{28A0092B-C50C-407E-A947-70E740481C1C}">
                           <a14:useLocalDpi xmlns:a14="http://schemas.microsoft.com/office/drawing/2010/main" val="0"/>
@@ -351,6 +1775,7 @@
           <w:noProof/>
           <w:lang w:val="tr-TR"/>
         </w:rPr>
+        <w:lastRenderedPageBreak/>
         <w:drawing>
           <wp:inline distT="0" distB="0" distL="0" distR="0" wp14:anchorId="4D6C70CD" wp14:editId="0F7F2DAC">
             <wp:extent cx="5184775" cy="3502025"/>
@@ -369,7 +1794,7 @@
                     </pic:cNvPicPr>
                   </pic:nvPicPr>
                   <pic:blipFill>
-                    <a:blip r:embed="rId6" cstate="print">
+                    <a:blip r:embed="rId7" cstate="print">
                       <a:extLst>
                         <a:ext uri="{28A0092B-C50C-407E-A947-70E740481C1C}">
                           <a14:useLocalDpi xmlns:a14="http://schemas.microsoft.com/office/drawing/2010/main" val="0"/>
@@ -448,7 +1873,7 @@
                     </pic:cNvPicPr>
                   </pic:nvPicPr>
                   <pic:blipFill>
-                    <a:blip r:embed="rId7">
+                    <a:blip r:embed="rId8">
                       <a:extLst>
                         <a:ext uri="{28A0092B-C50C-407E-A947-70E740481C1C}">
                           <a14:useLocalDpi xmlns:a14="http://schemas.microsoft.com/office/drawing/2010/main" val="0"/>
@@ -601,6 +2026,127 @@
     </w:sectPr>
   </w:body>
 </w:document>
+</file>
+
+<file path=word/numbering.xml><?xml version="1.0" encoding="utf-8"?>
+<w:numbering xmlns:wpc="http://schemas.microsoft.com/office/word/2010/wordprocessingCanvas" xmlns:cx="http://schemas.microsoft.com/office/drawing/2014/chartex" xmlns:cx1="http://schemas.microsoft.com/office/drawing/2015/9/8/chartex" xmlns:cx2="http://schemas.microsoft.com/office/drawing/2015/10/21/chartex" xmlns:cx3="http://schemas.microsoft.com/office/drawing/2016/5/9/chartex" xmlns:cx4="http://schemas.microsoft.com/office/drawing/2016/5/10/chartex" xmlns:cx5="http://schemas.microsoft.com/office/drawing/2016/5/11/chartex" xmlns:cx6="http://schemas.microsoft.com/office/drawing/2016/5/12/chartex" xmlns:cx7="http://schemas.microsoft.com/office/drawing/2016/5/13/chartex" xmlns:cx8="http://schemas.microsoft.com/office/drawing/2016/5/14/chartex" xmlns:mc="http://schemas.openxmlformats.org/markup-compatibility/2006" xmlns:aink="http://schemas.microsoft.com/office/drawing/2016/ink" xmlns:am3d="http://schemas.microsoft.com/office/drawing/2017/model3d" xmlns:o="urn:schemas-microsoft-com:office:office" xmlns:oel="http://schemas.microsoft.com/office/2019/extlst" xmlns:r="http://schemas.openxmlformats.org/officeDocument/2006/relationships" xmlns:m="http://schemas.openxmlformats.org/officeDocument/2006/math" xmlns:v="urn:schemas-microsoft-com:vml" xmlns:wp14="http://schemas.microsoft.com/office/word/2010/wordprocessingDrawing" xmlns:wp="http://schemas.openxmlformats.org/drawingml/2006/wordprocessingDrawing" xmlns:w10="urn:schemas-microsoft-com:office:word" xmlns:w="http://schemas.openxmlformats.org/wordprocessingml/2006/main" xmlns:w14="http://schemas.microsoft.com/office/word/2010/wordml" xmlns:w15="http://schemas.microsoft.com/office/word/2012/wordml" xmlns:w16cex="http://schemas.microsoft.com/office/word/2018/wordml/cex" xmlns:w16cid="http://schemas.microsoft.com/office/word/2016/wordml/cid" xmlns:w16="http://schemas.microsoft.com/office/word/2018/wordml" xmlns:w16du="http://schemas.microsoft.com/office/word/2023/wordml/word16du" xmlns:w16sdtdh="http://schemas.microsoft.com/office/word/2020/wordml/sdtdatahash" xmlns:w16sdtfl="http://schemas.microsoft.com/office/word/2024/wordml/sdtformatlock" xmlns:w16se="http://schemas.microsoft.com/office/word/2015/wordml/symex" xmlns:wpg="http://schemas.microsoft.com/office/word/2010/wordprocessingGroup" xmlns:wpi="http://schemas.microsoft.com/office/word/2010/wordprocessingInk" xmlns:wne="http://schemas.microsoft.com/office/word/2006/wordml" xmlns:wps="http://schemas.microsoft.com/office/word/2010/wordprocessingShape" mc:Ignorable="w14 w15 w16se w16cid w16 w16cex w16sdtdh w16sdtfl w16du wp14">
+  <w:abstractNum w:abstractNumId="0" w15:restartNumberingAfterBreak="0">
+    <w:nsid w:val="3B4330FB"/>
+    <w:multiLevelType w:val="hybridMultilevel"/>
+    <w:tmpl w:val="876E054E"/>
+    <w:lvl w:ilvl="0" w:tplc="04090001">
+      <w:start w:val="1"/>
+      <w:numFmt w:val="bullet"/>
+      <w:lvlText w:val=""/>
+      <w:lvlJc w:val="left"/>
+      <w:pPr>
+        <w:ind w:left="720" w:hanging="360"/>
+      </w:pPr>
+      <w:rPr>
+        <w:rFonts w:ascii="Symbol" w:hAnsi="Symbol" w:hint="default"/>
+      </w:rPr>
+    </w:lvl>
+    <w:lvl w:ilvl="1" w:tplc="04090003" w:tentative="1">
+      <w:start w:val="1"/>
+      <w:numFmt w:val="bullet"/>
+      <w:lvlText w:val="o"/>
+      <w:lvlJc w:val="left"/>
+      <w:pPr>
+        <w:ind w:left="1440" w:hanging="360"/>
+      </w:pPr>
+      <w:rPr>
+        <w:rFonts w:ascii="Courier New" w:hAnsi="Courier New" w:cs="Courier New" w:hint="default"/>
+      </w:rPr>
+    </w:lvl>
+    <w:lvl w:ilvl="2" w:tplc="04090005" w:tentative="1">
+      <w:start w:val="1"/>
+      <w:numFmt w:val="bullet"/>
+      <w:lvlText w:val=""/>
+      <w:lvlJc w:val="left"/>
+      <w:pPr>
+        <w:ind w:left="2160" w:hanging="360"/>
+      </w:pPr>
+      <w:rPr>
+        <w:rFonts w:ascii="Wingdings" w:hAnsi="Wingdings" w:hint="default"/>
+      </w:rPr>
+    </w:lvl>
+    <w:lvl w:ilvl="3" w:tplc="04090001" w:tentative="1">
+      <w:start w:val="1"/>
+      <w:numFmt w:val="bullet"/>
+      <w:lvlText w:val=""/>
+      <w:lvlJc w:val="left"/>
+      <w:pPr>
+        <w:ind w:left="2880" w:hanging="360"/>
+      </w:pPr>
+      <w:rPr>
+        <w:rFonts w:ascii="Symbol" w:hAnsi="Symbol" w:hint="default"/>
+      </w:rPr>
+    </w:lvl>
+    <w:lvl w:ilvl="4" w:tplc="04090003" w:tentative="1">
+      <w:start w:val="1"/>
+      <w:numFmt w:val="bullet"/>
+      <w:lvlText w:val="o"/>
+      <w:lvlJc w:val="left"/>
+      <w:pPr>
+        <w:ind w:left="3600" w:hanging="360"/>
+      </w:pPr>
+      <w:rPr>
+        <w:rFonts w:ascii="Courier New" w:hAnsi="Courier New" w:cs="Courier New" w:hint="default"/>
+      </w:rPr>
+    </w:lvl>
+    <w:lvl w:ilvl="5" w:tplc="04090005" w:tentative="1">
+      <w:start w:val="1"/>
+      <w:numFmt w:val="bullet"/>
+      <w:lvlText w:val=""/>
+      <w:lvlJc w:val="left"/>
+      <w:pPr>
+        <w:ind w:left="4320" w:hanging="360"/>
+      </w:pPr>
+      <w:rPr>
+        <w:rFonts w:ascii="Wingdings" w:hAnsi="Wingdings" w:hint="default"/>
+      </w:rPr>
+    </w:lvl>
+    <w:lvl w:ilvl="6" w:tplc="04090001" w:tentative="1">
+      <w:start w:val="1"/>
+      <w:numFmt w:val="bullet"/>
+      <w:lvlText w:val=""/>
+      <w:lvlJc w:val="left"/>
+      <w:pPr>
+        <w:ind w:left="5040" w:hanging="360"/>
+      </w:pPr>
+      <w:rPr>
+        <w:rFonts w:ascii="Symbol" w:hAnsi="Symbol" w:hint="default"/>
+      </w:rPr>
+    </w:lvl>
+    <w:lvl w:ilvl="7" w:tplc="04090003" w:tentative="1">
+      <w:start w:val="1"/>
+      <w:numFmt w:val="bullet"/>
+      <w:lvlText w:val="o"/>
+      <w:lvlJc w:val="left"/>
+      <w:pPr>
+        <w:ind w:left="5760" w:hanging="360"/>
+      </w:pPr>
+      <w:rPr>
+        <w:rFonts w:ascii="Courier New" w:hAnsi="Courier New" w:cs="Courier New" w:hint="default"/>
+      </w:rPr>
+    </w:lvl>
+    <w:lvl w:ilvl="8" w:tplc="04090005" w:tentative="1">
+      <w:start w:val="1"/>
+      <w:numFmt w:val="bullet"/>
+      <w:lvlText w:val=""/>
+      <w:lvlJc w:val="left"/>
+      <w:pPr>
+        <w:ind w:left="6480" w:hanging="360"/>
+      </w:pPr>
+      <w:rPr>
+        <w:rFonts w:ascii="Wingdings" w:hAnsi="Wingdings" w:hint="default"/>
+      </w:rPr>
+    </w:lvl>
+  </w:abstractNum>
+  <w:num w:numId="1" w16cid:durableId="1797599296">
+    <w:abstractNumId w:val="0"/>
+  </w:num>
+</w:numbering>
 </file>
 
 <file path=word/styles.xml><?xml version="1.0" encoding="utf-8"?>
@@ -1206,6 +2752,7 @@
   <w:style w:type="character" w:default="1" w:styleId="VarsaylanParagrafYazTipi">
     <w:name w:val="Default Paragraph Font"/>
     <w:uiPriority w:val="1"/>
+    <w:semiHidden/>
     <w:unhideWhenUsed/>
   </w:style>
   <w:style w:type="table" w:default="1" w:styleId="NormalTablo">
